--- a/Exptal Sessions/R/Outputs/summary_statistics.docx
+++ b/Exptal Sessions/R/Outputs/summary_statistics.docx
@@ -13,16 +13,16 @@
     <w:tbl>
       <w:tblPr>
         <w:tblStyle w:val="Table"/>
-        <w:tblW w:type="pct" w:w="4889"/>
+        <w:tblW w:type="pct" w:w="4877"/>
         <w:tblLayout w:type="fixed"/>
         <w:tblLook w:firstRow="1" w:lastRow="0" w:firstColumn="0" w:lastColumn="0" w:noHBand="0" w:noVBand="0" w:val="0020"/>
         <w:tblCaption w:val="Summary Statistics"/>
       </w:tblPr>
       <w:tblGrid>
-        <w:gridCol w:w="5192"/>
-        <w:gridCol w:w="704"/>
-        <w:gridCol w:w="616"/>
-        <w:gridCol w:w="1232"/>
+        <w:gridCol w:w="4888"/>
+        <w:gridCol w:w="782"/>
+        <w:gridCol w:w="684"/>
+        <w:gridCol w:w="1368"/>
       </w:tblGrid>
       <w:tr>
         <w:trPr>
@@ -81,110 +81,294 @@
               <w:pStyle w:val="Compact"/>
             </w:pPr>
             <w:r>
-              <w:t xml:space="preserve">Compliance (TURF)</w:t>
-            </w:r>
-          </w:p>
-        </w:tc>
-        <w:tc>
-          <w:tcPr/>
-          <w:p>
-            <w:pPr>
-              <w:pStyle w:val="Compact"/>
-            </w:pPr>
-            <w:r>
-              <w:t xml:space="preserve">0.53</w:t>
-            </w:r>
-          </w:p>
-        </w:tc>
-        <w:tc>
-          <w:tcPr/>
-          <w:p>
-            <w:pPr>
-              <w:pStyle w:val="Compact"/>
-            </w:pPr>
-            <w:r>
-              <w:t xml:space="preserve">0.41</w:t>
-            </w:r>
-          </w:p>
-        </w:tc>
-        <w:tc>
-          <w:tcPr/>
-          <w:p>
-            <w:pPr>
-              <w:pStyle w:val="Compact"/>
-            </w:pPr>
-            <w:r>
-              <w:t xml:space="preserve">2624</w:t>
-            </w:r>
-          </w:p>
-        </w:tc>
-      </w:tr>
-      <w:tr>
-        <w:tc>
-          <w:tcPr/>
-          <w:p>
-            <w:pPr>
-              <w:pStyle w:val="Compact"/>
-            </w:pPr>
-            <w:r>
-              <w:t xml:space="preserve">Observed Compliance TURF (t−1)</w:t>
-            </w:r>
-          </w:p>
-        </w:tc>
-        <w:tc>
-          <w:tcPr/>
-          <w:p>
-            <w:pPr>
-              <w:pStyle w:val="Compact"/>
-            </w:pPr>
-            <w:r>
-              <w:t xml:space="preserve">0.54</w:t>
-            </w:r>
-          </w:p>
-        </w:tc>
-        <w:tc>
-          <w:tcPr/>
-          <w:p>
-            <w:pPr>
-              <w:pStyle w:val="Compact"/>
-            </w:pPr>
-            <w:r>
-              <w:t xml:space="preserve">0.30</w:t>
-            </w:r>
-          </w:p>
-        </w:tc>
-        <w:tc>
-          <w:tcPr/>
-          <w:p>
-            <w:pPr>
-              <w:pStyle w:val="Compact"/>
-            </w:pPr>
-            <w:r>
-              <w:t xml:space="preserve">2296</w:t>
-            </w:r>
-          </w:p>
-        </w:tc>
-      </w:tr>
-      <w:tr>
-        <w:tc>
-          <w:tcPr/>
-          <w:p>
-            <w:pPr>
-              <w:pStyle w:val="Compact"/>
-            </w:pPr>
-            <w:r>
-              <w:t xml:space="preserve">Compliance (Shared Area)</w:t>
-            </w:r>
-          </w:p>
-        </w:tc>
-        <w:tc>
-          <w:tcPr/>
-          <w:p>
-            <w:pPr>
-              <w:pStyle w:val="Compact"/>
-            </w:pPr>
-            <w:r>
-              <w:t xml:space="preserve">0.46</w:t>
+              <w:t xml:space="preserve">Compliance TURF (Mean stage 1)</w:t>
+            </w:r>
+          </w:p>
+        </w:tc>
+        <w:tc>
+          <w:tcPr/>
+          <w:p>
+            <w:pPr>
+              <w:pStyle w:val="Compact"/>
+            </w:pPr>
+            <w:r>
+              <w:t xml:space="preserve">0.55</w:t>
+            </w:r>
+          </w:p>
+        </w:tc>
+        <w:tc>
+          <w:tcPr/>
+          <w:p>
+            <w:pPr>
+              <w:pStyle w:val="Compact"/>
+            </w:pPr>
+            <w:r>
+              <w:t xml:space="preserve">0.33</w:t>
+            </w:r>
+          </w:p>
+        </w:tc>
+        <w:tc>
+          <w:tcPr/>
+          <w:p>
+            <w:pPr>
+              <w:pStyle w:val="Compact"/>
+            </w:pPr>
+            <w:r>
+              <w:t xml:space="preserve">164</w:t>
+            </w:r>
+          </w:p>
+        </w:tc>
+      </w:tr>
+      <w:tr>
+        <w:tc>
+          <w:tcPr/>
+          <w:p>
+            <w:pPr>
+              <w:pStyle w:val="Compact"/>
+            </w:pPr>
+            <w:r>
+              <w:t xml:space="preserve">Compliance TURF (Mean stage 2)</w:t>
+            </w:r>
+          </w:p>
+        </w:tc>
+        <w:tc>
+          <w:tcPr/>
+          <w:p>
+            <w:pPr>
+              <w:pStyle w:val="Compact"/>
+            </w:pPr>
+            <w:r>
+              <w:t xml:space="preserve">0.52</w:t>
+            </w:r>
+          </w:p>
+        </w:tc>
+        <w:tc>
+          <w:tcPr/>
+          <w:p>
+            <w:pPr>
+              <w:pStyle w:val="Compact"/>
+            </w:pPr>
+            <w:r>
+              <w:t xml:space="preserve">0.36</w:t>
+            </w:r>
+          </w:p>
+        </w:tc>
+        <w:tc>
+          <w:tcPr/>
+          <w:p>
+            <w:pPr>
+              <w:pStyle w:val="Compact"/>
+            </w:pPr>
+            <w:r>
+              <w:t xml:space="preserve">164</w:t>
+            </w:r>
+          </w:p>
+        </w:tc>
+      </w:tr>
+      <w:tr>
+        <w:tc>
+          <w:tcPr/>
+          <w:p>
+            <w:pPr>
+              <w:pStyle w:val="Compact"/>
+            </w:pPr>
+            <w:r>
+              <w:t xml:space="preserve">Compliance Shared Area (SA) (Mean stage 1)</w:t>
+            </w:r>
+          </w:p>
+        </w:tc>
+        <w:tc>
+          <w:tcPr/>
+          <w:p>
+            <w:pPr>
+              <w:pStyle w:val="Compact"/>
+            </w:pPr>
+            <w:r>
+              <w:t xml:space="preserve">0.48</w:t>
+            </w:r>
+          </w:p>
+        </w:tc>
+        <w:tc>
+          <w:tcPr/>
+          <w:p>
+            <w:pPr>
+              <w:pStyle w:val="Compact"/>
+            </w:pPr>
+            <w:r>
+              <w:t xml:space="preserve">0.33</w:t>
+            </w:r>
+          </w:p>
+        </w:tc>
+        <w:tc>
+          <w:tcPr/>
+          <w:p>
+            <w:pPr>
+              <w:pStyle w:val="Compact"/>
+            </w:pPr>
+            <w:r>
+              <w:t xml:space="preserve">164</w:t>
+            </w:r>
+          </w:p>
+        </w:tc>
+      </w:tr>
+      <w:tr>
+        <w:tc>
+          <w:tcPr/>
+          <w:p>
+            <w:pPr>
+              <w:pStyle w:val="Compact"/>
+            </w:pPr>
+            <w:r>
+              <w:t xml:space="preserve">Diff. Compliance SA (R8 - R1, stage 1)</w:t>
+            </w:r>
+          </w:p>
+        </w:tc>
+        <w:tc>
+          <w:tcPr/>
+          <w:p>
+            <w:pPr>
+              <w:pStyle w:val="Compact"/>
+            </w:pPr>
+            <w:r>
+              <w:t xml:space="preserve">-0.08</w:t>
+            </w:r>
+          </w:p>
+        </w:tc>
+        <w:tc>
+          <w:tcPr/>
+          <w:p>
+            <w:pPr>
+              <w:pStyle w:val="Compact"/>
+            </w:pPr>
+            <w:r>
+              <w:t xml:space="preserve">0.42</w:t>
+            </w:r>
+          </w:p>
+        </w:tc>
+        <w:tc>
+          <w:tcPr/>
+          <w:p>
+            <w:pPr>
+              <w:pStyle w:val="Compact"/>
+            </w:pPr>
+            <w:r>
+              <w:t xml:space="preserve">164</w:t>
+            </w:r>
+          </w:p>
+        </w:tc>
+      </w:tr>
+      <w:tr>
+        <w:tc>
+          <w:tcPr/>
+          <w:p>
+            <w:pPr>
+              <w:pStyle w:val="Compact"/>
+            </w:pPr>
+            <w:r>
+              <w:t xml:space="preserve">Compliance SA (Mean stage 2)</w:t>
+            </w:r>
+          </w:p>
+        </w:tc>
+        <w:tc>
+          <w:tcPr/>
+          <w:p>
+            <w:pPr>
+              <w:pStyle w:val="Compact"/>
+            </w:pPr>
+            <w:r>
+              <w:t xml:space="preserve">0.43</w:t>
+            </w:r>
+          </w:p>
+        </w:tc>
+        <w:tc>
+          <w:tcPr/>
+          <w:p>
+            <w:pPr>
+              <w:pStyle w:val="Compact"/>
+            </w:pPr>
+            <w:r>
+              <w:t xml:space="preserve">0.32</w:t>
+            </w:r>
+          </w:p>
+        </w:tc>
+        <w:tc>
+          <w:tcPr/>
+          <w:p>
+            <w:pPr>
+              <w:pStyle w:val="Compact"/>
+            </w:pPr>
+            <w:r>
+              <w:t xml:space="preserve">164</w:t>
+            </w:r>
+          </w:p>
+        </w:tc>
+      </w:tr>
+      <w:tr>
+        <w:tc>
+          <w:tcPr/>
+          <w:p>
+            <w:pPr>
+              <w:pStyle w:val="Compact"/>
+            </w:pPr>
+            <w:r>
+              <w:t xml:space="preserve">Diff. Compliance SA (R8 - R1, stage 2)</w:t>
+            </w:r>
+          </w:p>
+        </w:tc>
+        <w:tc>
+          <w:tcPr/>
+          <w:p>
+            <w:pPr>
+              <w:pStyle w:val="Compact"/>
+            </w:pPr>
+            <w:r>
+              <w:t xml:space="preserve">-0.08</w:t>
+            </w:r>
+          </w:p>
+        </w:tc>
+        <w:tc>
+          <w:tcPr/>
+          <w:p>
+            <w:pPr>
+              <w:pStyle w:val="Compact"/>
+            </w:pPr>
+            <w:r>
+              <w:t xml:space="preserve">0.34</w:t>
+            </w:r>
+          </w:p>
+        </w:tc>
+        <w:tc>
+          <w:tcPr/>
+          <w:p>
+            <w:pPr>
+              <w:pStyle w:val="Compact"/>
+            </w:pPr>
+            <w:r>
+              <w:t xml:space="preserve">164</w:t>
+            </w:r>
+          </w:p>
+        </w:tc>
+      </w:tr>
+      <w:tr>
+        <w:tc>
+          <w:tcPr/>
+          <w:p>
+            <w:pPr>
+              <w:pStyle w:val="Compact"/>
+            </w:pPr>
+            <w:r>
+              <w:t xml:space="preserve">Prior Beliefs Unknown out-group in SA (stage 1)</w:t>
+            </w:r>
+          </w:p>
+        </w:tc>
+        <w:tc>
+          <w:tcPr/>
+          <w:p>
+            <w:pPr>
+              <w:pStyle w:val="Compact"/>
+            </w:pPr>
+            <w:r>
+              <w:t xml:space="preserve">0.36</w:t>
             </w:r>
           </w:p>
         </w:tc>
@@ -206,98 +390,6 @@
               <w:pStyle w:val="Compact"/>
             </w:pPr>
             <w:r>
-              <w:t xml:space="preserve">2624</w:t>
-            </w:r>
-          </w:p>
-        </w:tc>
-      </w:tr>
-      <w:tr>
-        <w:tc>
-          <w:tcPr/>
-          <w:p>
-            <w:pPr>
-              <w:pStyle w:val="Compact"/>
-            </w:pPr>
-            <w:r>
-              <w:t xml:space="preserve">Observed Compliance Shared Area (t−1)</w:t>
-            </w:r>
-          </w:p>
-        </w:tc>
-        <w:tc>
-          <w:tcPr/>
-          <w:p>
-            <w:pPr>
-              <w:pStyle w:val="Compact"/>
-            </w:pPr>
-            <w:r>
-              <w:t xml:space="preserve">0.46</w:t>
-            </w:r>
-          </w:p>
-        </w:tc>
-        <w:tc>
-          <w:tcPr/>
-          <w:p>
-            <w:pPr>
-              <w:pStyle w:val="Compact"/>
-            </w:pPr>
-            <w:r>
-              <w:t xml:space="preserve">0.26</w:t>
-            </w:r>
-          </w:p>
-        </w:tc>
-        <w:tc>
-          <w:tcPr/>
-          <w:p>
-            <w:pPr>
-              <w:pStyle w:val="Compact"/>
-            </w:pPr>
-            <w:r>
-              <w:t xml:space="preserve">2296</w:t>
-            </w:r>
-          </w:p>
-        </w:tc>
-      </w:tr>
-      <w:tr>
-        <w:tc>
-          <w:tcPr/>
-          <w:p>
-            <w:pPr>
-              <w:pStyle w:val="Compact"/>
-            </w:pPr>
-            <w:r>
-              <w:t xml:space="preserve">Trust in-group (standarized)</w:t>
-            </w:r>
-          </w:p>
-        </w:tc>
-        <w:tc>
-          <w:tcPr/>
-          <w:p>
-            <w:pPr>
-              <w:pStyle w:val="Compact"/>
-            </w:pPr>
-            <w:r>
-              <w:t xml:space="preserve">0.00</w:t>
-            </w:r>
-          </w:p>
-        </w:tc>
-        <w:tc>
-          <w:tcPr/>
-          <w:p>
-            <w:pPr>
-              <w:pStyle w:val="Compact"/>
-            </w:pPr>
-            <w:r>
-              <w:t xml:space="preserve">1.00</w:t>
-            </w:r>
-          </w:p>
-        </w:tc>
-        <w:tc>
-          <w:tcPr/>
-          <w:p>
-            <w:pPr>
-              <w:pStyle w:val="Compact"/>
-            </w:pPr>
-            <w:r>
               <w:t xml:space="preserve">164</w:t>
             </w:r>
           </w:p>
@@ -311,29 +403,29 @@
               <w:pStyle w:val="Compact"/>
             </w:pPr>
             <w:r>
-              <w:t xml:space="preserve">Conflict in-group (standarized)</w:t>
-            </w:r>
-          </w:p>
-        </w:tc>
-        <w:tc>
-          <w:tcPr/>
-          <w:p>
-            <w:pPr>
-              <w:pStyle w:val="Compact"/>
-            </w:pPr>
-            <w:r>
-              <w:t xml:space="preserve">-0.00</w:t>
-            </w:r>
-          </w:p>
-        </w:tc>
-        <w:tc>
-          <w:tcPr/>
-          <w:p>
-            <w:pPr>
-              <w:pStyle w:val="Compact"/>
-            </w:pPr>
-            <w:r>
-              <w:t xml:space="preserve">1.00</w:t>
+              <w:t xml:space="preserve">Prior Beliefs in-group in SA(stage 1)</w:t>
+            </w:r>
+          </w:p>
+        </w:tc>
+        <w:tc>
+          <w:tcPr/>
+          <w:p>
+            <w:pPr>
+              <w:pStyle w:val="Compact"/>
+            </w:pPr>
+            <w:r>
+              <w:t xml:space="preserve">0.50</w:t>
+            </w:r>
+          </w:p>
+        </w:tc>
+        <w:tc>
+          <w:tcPr/>
+          <w:p>
+            <w:pPr>
+              <w:pStyle w:val="Compact"/>
+            </w:pPr>
+            <w:r>
+              <w:t xml:space="preserve">0.43</w:t>
             </w:r>
           </w:p>
         </w:tc>
@@ -357,29 +449,29 @@
               <w:pStyle w:val="Compact"/>
             </w:pPr>
             <w:r>
-              <w:t xml:space="preserve">Trust Unknown out-group (standarized)</w:t>
-            </w:r>
-          </w:p>
-        </w:tc>
-        <w:tc>
-          <w:tcPr/>
-          <w:p>
-            <w:pPr>
-              <w:pStyle w:val="Compact"/>
-            </w:pPr>
-            <w:r>
-              <w:t xml:space="preserve">-0.00</w:t>
-            </w:r>
-          </w:p>
-        </w:tc>
-        <w:tc>
-          <w:tcPr/>
-          <w:p>
-            <w:pPr>
-              <w:pStyle w:val="Compact"/>
-            </w:pPr>
-            <w:r>
-              <w:t xml:space="preserve">1.00</w:t>
+              <w:t xml:space="preserve">Prior Beliefs Known out-group in SA (stage 2)</w:t>
+            </w:r>
+          </w:p>
+        </w:tc>
+        <w:tc>
+          <w:tcPr/>
+          <w:p>
+            <w:pPr>
+              <w:pStyle w:val="Compact"/>
+            </w:pPr>
+            <w:r>
+              <w:t xml:space="preserve">0.36</w:t>
+            </w:r>
+          </w:p>
+        </w:tc>
+        <w:tc>
+          <w:tcPr/>
+          <w:p>
+            <w:pPr>
+              <w:pStyle w:val="Compact"/>
+            </w:pPr>
+            <w:r>
+              <w:t xml:space="preserve">0.33</w:t>
             </w:r>
           </w:p>
         </w:tc>
@@ -403,29 +495,29 @@
               <w:pStyle w:val="Compact"/>
             </w:pPr>
             <w:r>
-              <w:t xml:space="preserve">Conflict Unknown out-group (standarized)</w:t>
-            </w:r>
-          </w:p>
-        </w:tc>
-        <w:tc>
-          <w:tcPr/>
-          <w:p>
-            <w:pPr>
-              <w:pStyle w:val="Compact"/>
-            </w:pPr>
-            <w:r>
-              <w:t xml:space="preserve">-0.00</w:t>
-            </w:r>
-          </w:p>
-        </w:tc>
-        <w:tc>
-          <w:tcPr/>
-          <w:p>
-            <w:pPr>
-              <w:pStyle w:val="Compact"/>
-            </w:pPr>
-            <w:r>
-              <w:t xml:space="preserve">1.00</w:t>
+              <w:t xml:space="preserve">Prior Beliefs in-group in SA (stage 2)</w:t>
+            </w:r>
+          </w:p>
+        </w:tc>
+        <w:tc>
+          <w:tcPr/>
+          <w:p>
+            <w:pPr>
+              <w:pStyle w:val="Compact"/>
+            </w:pPr>
+            <w:r>
+              <w:t xml:space="preserve">0.52</w:t>
+            </w:r>
+          </w:p>
+        </w:tc>
+        <w:tc>
+          <w:tcPr/>
+          <w:p>
+            <w:pPr>
+              <w:pStyle w:val="Compact"/>
+            </w:pPr>
+            <w:r>
+              <w:t xml:space="preserve">0.39</w:t>
             </w:r>
           </w:p>
         </w:tc>
@@ -449,29 +541,29 @@
               <w:pStyle w:val="Compact"/>
             </w:pPr>
             <w:r>
-              <w:t xml:space="preserve">Trust Known out-group (standarized)</w:t>
-            </w:r>
-          </w:p>
-        </w:tc>
-        <w:tc>
-          <w:tcPr/>
-          <w:p>
-            <w:pPr>
-              <w:pStyle w:val="Compact"/>
-            </w:pPr>
-            <w:r>
-              <w:t xml:space="preserve">-0.00</w:t>
-            </w:r>
-          </w:p>
-        </w:tc>
-        <w:tc>
-          <w:tcPr/>
-          <w:p>
-            <w:pPr>
-              <w:pStyle w:val="Compact"/>
-            </w:pPr>
-            <w:r>
-              <w:t xml:space="preserve">1.00</w:t>
+              <w:t xml:space="preserve">Obs. Compliance SA (Mean stage 1)</w:t>
+            </w:r>
+          </w:p>
+        </w:tc>
+        <w:tc>
+          <w:tcPr/>
+          <w:p>
+            <w:pPr>
+              <w:pStyle w:val="Compact"/>
+            </w:pPr>
+            <w:r>
+              <w:t xml:space="preserve">0.48</w:t>
+            </w:r>
+          </w:p>
+        </w:tc>
+        <w:tc>
+          <w:tcPr/>
+          <w:p>
+            <w:pPr>
+              <w:pStyle w:val="Compact"/>
+            </w:pPr>
+            <w:r>
+              <w:t xml:space="preserve">0.20</w:t>
             </w:r>
           </w:p>
         </w:tc>
@@ -495,29 +587,29 @@
               <w:pStyle w:val="Compact"/>
             </w:pPr>
             <w:r>
-              <w:t xml:space="preserve">Conflict Known out-group (standarized)</w:t>
-            </w:r>
-          </w:p>
-        </w:tc>
-        <w:tc>
-          <w:tcPr/>
-          <w:p>
-            <w:pPr>
-              <w:pStyle w:val="Compact"/>
-            </w:pPr>
-            <w:r>
-              <w:t xml:space="preserve">0.00</w:t>
-            </w:r>
-          </w:p>
-        </w:tc>
-        <w:tc>
-          <w:tcPr/>
-          <w:p>
-            <w:pPr>
-              <w:pStyle w:val="Compact"/>
-            </w:pPr>
-            <w:r>
-              <w:t xml:space="preserve">1.00</w:t>
+              <w:t xml:space="preserve">Diff. Obs. Compliance SA (R7 - R1, stage 1)</w:t>
+            </w:r>
+          </w:p>
+        </w:tc>
+        <w:tc>
+          <w:tcPr/>
+          <w:p>
+            <w:pPr>
+              <w:pStyle w:val="Compact"/>
+            </w:pPr>
+            <w:r>
+              <w:t xml:space="preserve">-0.08</w:t>
+            </w:r>
+          </w:p>
+        </w:tc>
+        <w:tc>
+          <w:tcPr/>
+          <w:p>
+            <w:pPr>
+              <w:pStyle w:val="Compact"/>
+            </w:pPr>
+            <w:r>
+              <w:t xml:space="preserve">0.31</w:t>
             </w:r>
           </w:p>
         </w:tc>
@@ -541,18 +633,7 @@
               <w:pStyle w:val="Compact"/>
             </w:pPr>
             <w:r>
-              <w:t xml:space="preserve">Prior Beliefs Shared Area in-group (rounds 1–8)</w:t>
-            </w:r>
-          </w:p>
-        </w:tc>
-        <w:tc>
-          <w:tcPr/>
-          <w:p>
-            <w:pPr>
-              <w:pStyle w:val="Compact"/>
-            </w:pPr>
-            <w:r>
-              <w:t xml:space="preserve">0.50</w:t>
+              <w:t xml:space="preserve">Obs. Compliance SA (Mean stage 2)</w:t>
             </w:r>
           </w:p>
         </w:tc>
@@ -574,6 +655,17 @@
               <w:pStyle w:val="Compact"/>
             </w:pPr>
             <w:r>
+              <w:t xml:space="preserve">0.17</w:t>
+            </w:r>
+          </w:p>
+        </w:tc>
+        <w:tc>
+          <w:tcPr/>
+          <w:p>
+            <w:pPr>
+              <w:pStyle w:val="Compact"/>
+            </w:pPr>
+            <w:r>
               <w:t xml:space="preserve">164</w:t>
             </w:r>
           </w:p>
@@ -587,29 +679,29 @@
               <w:pStyle w:val="Compact"/>
             </w:pPr>
             <w:r>
-              <w:t xml:space="preserve">Prior Beliefs Shared Area Unknown out-group (rounds 1–8)</w:t>
-            </w:r>
-          </w:p>
-        </w:tc>
-        <w:tc>
-          <w:tcPr/>
-          <w:p>
-            <w:pPr>
-              <w:pStyle w:val="Compact"/>
-            </w:pPr>
-            <w:r>
-              <w:t xml:space="preserve">0.36</w:t>
-            </w:r>
-          </w:p>
-        </w:tc>
-        <w:tc>
-          <w:tcPr/>
-          <w:p>
-            <w:pPr>
-              <w:pStyle w:val="Compact"/>
-            </w:pPr>
-            <w:r>
-              <w:t xml:space="preserve">0.39</w:t>
+              <w:t xml:space="preserve">Diff. Obs. Compliance SA (R7 - R1, stage 2)</w:t>
+            </w:r>
+          </w:p>
+        </w:tc>
+        <w:tc>
+          <w:tcPr/>
+          <w:p>
+            <w:pPr>
+              <w:pStyle w:val="Compact"/>
+            </w:pPr>
+            <w:r>
+              <w:t xml:space="preserve">-0.08</w:t>
+            </w:r>
+          </w:p>
+        </w:tc>
+        <w:tc>
+          <w:tcPr/>
+          <w:p>
+            <w:pPr>
+              <w:pStyle w:val="Compact"/>
+            </w:pPr>
+            <w:r>
+              <w:t xml:space="preserve">0.27</w:t>
             </w:r>
           </w:p>
         </w:tc>
@@ -633,29 +725,29 @@
               <w:pStyle w:val="Compact"/>
             </w:pPr>
             <w:r>
-              <w:t xml:space="preserve">Prior Beliefs Shared Area in-group (rounds 9–16)</w:t>
-            </w:r>
-          </w:p>
-        </w:tc>
-        <w:tc>
-          <w:tcPr/>
-          <w:p>
-            <w:pPr>
-              <w:pStyle w:val="Compact"/>
-            </w:pPr>
-            <w:r>
-              <w:t xml:space="preserve">0.52</w:t>
-            </w:r>
-          </w:p>
-        </w:tc>
-        <w:tc>
-          <w:tcPr/>
-          <w:p>
-            <w:pPr>
-              <w:pStyle w:val="Compact"/>
-            </w:pPr>
-            <w:r>
-              <w:t xml:space="preserve">0.39</w:t>
+              <w:t xml:space="preserve">Trust in-group</w:t>
+            </w:r>
+          </w:p>
+        </w:tc>
+        <w:tc>
+          <w:tcPr/>
+          <w:p>
+            <w:pPr>
+              <w:pStyle w:val="Compact"/>
+            </w:pPr>
+            <w:r>
+              <w:t xml:space="preserve">0.71</w:t>
+            </w:r>
+          </w:p>
+        </w:tc>
+        <w:tc>
+          <w:tcPr/>
+          <w:p>
+            <w:pPr>
+              <w:pStyle w:val="Compact"/>
+            </w:pPr>
+            <w:r>
+              <w:t xml:space="preserve">0.33</w:t>
             </w:r>
           </w:p>
         </w:tc>
@@ -679,29 +771,29 @@
               <w:pStyle w:val="Compact"/>
             </w:pPr>
             <w:r>
-              <w:t xml:space="preserve">Prior Beliefs Shared Area Known out-group (rounds 9–16)</w:t>
-            </w:r>
-          </w:p>
-        </w:tc>
-        <w:tc>
-          <w:tcPr/>
-          <w:p>
-            <w:pPr>
-              <w:pStyle w:val="Compact"/>
-            </w:pPr>
-            <w:r>
-              <w:t xml:space="preserve">0.36</w:t>
-            </w:r>
-          </w:p>
-        </w:tc>
-        <w:tc>
-          <w:tcPr/>
-          <w:p>
-            <w:pPr>
-              <w:pStyle w:val="Compact"/>
-            </w:pPr>
-            <w:r>
-              <w:t xml:space="preserve">0.33</w:t>
+              <w:t xml:space="preserve">Conflict in-group</w:t>
+            </w:r>
+          </w:p>
+        </w:tc>
+        <w:tc>
+          <w:tcPr/>
+          <w:p>
+            <w:pPr>
+              <w:pStyle w:val="Compact"/>
+            </w:pPr>
+            <w:r>
+              <w:t xml:space="preserve">0.11</w:t>
+            </w:r>
+          </w:p>
+        </w:tc>
+        <w:tc>
+          <w:tcPr/>
+          <w:p>
+            <w:pPr>
+              <w:pStyle w:val="Compact"/>
+            </w:pPr>
+            <w:r>
+              <w:t xml:space="preserve">0.20</w:t>
             </w:r>
           </w:p>
         </w:tc>
@@ -725,6 +817,190 @@
               <w:pStyle w:val="Compact"/>
             </w:pPr>
             <w:r>
+              <w:t xml:space="preserve">Trust Unknown out-group</w:t>
+            </w:r>
+          </w:p>
+        </w:tc>
+        <w:tc>
+          <w:tcPr/>
+          <w:p>
+            <w:pPr>
+              <w:pStyle w:val="Compact"/>
+            </w:pPr>
+            <w:r>
+              <w:t xml:space="preserve">0.28</w:t>
+            </w:r>
+          </w:p>
+        </w:tc>
+        <w:tc>
+          <w:tcPr/>
+          <w:p>
+            <w:pPr>
+              <w:pStyle w:val="Compact"/>
+            </w:pPr>
+            <w:r>
+              <w:t xml:space="preserve">0.29</w:t>
+            </w:r>
+          </w:p>
+        </w:tc>
+        <w:tc>
+          <w:tcPr/>
+          <w:p>
+            <w:pPr>
+              <w:pStyle w:val="Compact"/>
+            </w:pPr>
+            <w:r>
+              <w:t xml:space="preserve">164</w:t>
+            </w:r>
+          </w:p>
+        </w:tc>
+      </w:tr>
+      <w:tr>
+        <w:tc>
+          <w:tcPr/>
+          <w:p>
+            <w:pPr>
+              <w:pStyle w:val="Compact"/>
+            </w:pPr>
+            <w:r>
+              <w:t xml:space="preserve">Conflict Unknown out-group</w:t>
+            </w:r>
+          </w:p>
+        </w:tc>
+        <w:tc>
+          <w:tcPr/>
+          <w:p>
+            <w:pPr>
+              <w:pStyle w:val="Compact"/>
+            </w:pPr>
+            <w:r>
+              <w:t xml:space="preserve">0.19</w:t>
+            </w:r>
+          </w:p>
+        </w:tc>
+        <w:tc>
+          <w:tcPr/>
+          <w:p>
+            <w:pPr>
+              <w:pStyle w:val="Compact"/>
+            </w:pPr>
+            <w:r>
+              <w:t xml:space="preserve">0.28</w:t>
+            </w:r>
+          </w:p>
+        </w:tc>
+        <w:tc>
+          <w:tcPr/>
+          <w:p>
+            <w:pPr>
+              <w:pStyle w:val="Compact"/>
+            </w:pPr>
+            <w:r>
+              <w:t xml:space="preserve">164</w:t>
+            </w:r>
+          </w:p>
+        </w:tc>
+      </w:tr>
+      <w:tr>
+        <w:tc>
+          <w:tcPr/>
+          <w:p>
+            <w:pPr>
+              <w:pStyle w:val="Compact"/>
+            </w:pPr>
+            <w:r>
+              <w:t xml:space="preserve">Trust Known out-group</w:t>
+            </w:r>
+          </w:p>
+        </w:tc>
+        <w:tc>
+          <w:tcPr/>
+          <w:p>
+            <w:pPr>
+              <w:pStyle w:val="Compact"/>
+            </w:pPr>
+            <w:r>
+              <w:t xml:space="preserve">0.25</w:t>
+            </w:r>
+          </w:p>
+        </w:tc>
+        <w:tc>
+          <w:tcPr/>
+          <w:p>
+            <w:pPr>
+              <w:pStyle w:val="Compact"/>
+            </w:pPr>
+            <w:r>
+              <w:t xml:space="preserve">0.27</w:t>
+            </w:r>
+          </w:p>
+        </w:tc>
+        <w:tc>
+          <w:tcPr/>
+          <w:p>
+            <w:pPr>
+              <w:pStyle w:val="Compact"/>
+            </w:pPr>
+            <w:r>
+              <w:t xml:space="preserve">164</w:t>
+            </w:r>
+          </w:p>
+        </w:tc>
+      </w:tr>
+      <w:tr>
+        <w:tc>
+          <w:tcPr/>
+          <w:p>
+            <w:pPr>
+              <w:pStyle w:val="Compact"/>
+            </w:pPr>
+            <w:r>
+              <w:t xml:space="preserve">Conflict Known out-group</w:t>
+            </w:r>
+          </w:p>
+        </w:tc>
+        <w:tc>
+          <w:tcPr/>
+          <w:p>
+            <w:pPr>
+              <w:pStyle w:val="Compact"/>
+            </w:pPr>
+            <w:r>
+              <w:t xml:space="preserve">0.05</w:t>
+            </w:r>
+          </w:p>
+        </w:tc>
+        <w:tc>
+          <w:tcPr/>
+          <w:p>
+            <w:pPr>
+              <w:pStyle w:val="Compact"/>
+            </w:pPr>
+            <w:r>
+              <w:t xml:space="preserve">0.13</w:t>
+            </w:r>
+          </w:p>
+        </w:tc>
+        <w:tc>
+          <w:tcPr/>
+          <w:p>
+            <w:pPr>
+              <w:pStyle w:val="Compact"/>
+            </w:pPr>
+            <w:r>
+              <w:t xml:space="preserve">164</w:t>
+            </w:r>
+          </w:p>
+        </w:tc>
+      </w:tr>
+      <w:tr>
+        <w:tc>
+          <w:tcPr/>
+          <w:p>
+            <w:pPr>
+              <w:pStyle w:val="Compact"/>
+            </w:pPr>
+            <w:r>
               <w:t xml:space="preserve">Hours in loco fishing</w:t>
             </w:r>
           </w:p>
@@ -771,6 +1047,98 @@
               <w:pStyle w:val="Compact"/>
             </w:pPr>
             <w:r>
+              <w:t xml:space="preserve">Held leadership role: No</w:t>
+            </w:r>
+          </w:p>
+        </w:tc>
+        <w:tc>
+          <w:tcPr/>
+          <w:p>
+            <w:pPr>
+              <w:pStyle w:val="Compact"/>
+            </w:pPr>
+            <w:r>
+              <w:t xml:space="preserve">NA</w:t>
+            </w:r>
+          </w:p>
+        </w:tc>
+        <w:tc>
+          <w:tcPr/>
+          <w:p>
+            <w:pPr>
+              <w:pStyle w:val="Compact"/>
+            </w:pPr>
+            <w:r>
+              <w:t xml:space="preserve">NA</w:t>
+            </w:r>
+          </w:p>
+        </w:tc>
+        <w:tc>
+          <w:tcPr/>
+          <w:p>
+            <w:pPr>
+              <w:pStyle w:val="Compact"/>
+            </w:pPr>
+            <w:r>
+              <w:t xml:space="preserve">95 (57.9%)</w:t>
+            </w:r>
+          </w:p>
+        </w:tc>
+      </w:tr>
+      <w:tr>
+        <w:tc>
+          <w:tcPr/>
+          <w:p>
+            <w:pPr>
+              <w:pStyle w:val="Compact"/>
+            </w:pPr>
+            <w:r>
+              <w:t xml:space="preserve">Held leadership role: Yes</w:t>
+            </w:r>
+          </w:p>
+        </w:tc>
+        <w:tc>
+          <w:tcPr/>
+          <w:p>
+            <w:pPr>
+              <w:pStyle w:val="Compact"/>
+            </w:pPr>
+            <w:r>
+              <w:t xml:space="preserve">NA</w:t>
+            </w:r>
+          </w:p>
+        </w:tc>
+        <w:tc>
+          <w:tcPr/>
+          <w:p>
+            <w:pPr>
+              <w:pStyle w:val="Compact"/>
+            </w:pPr>
+            <w:r>
+              <w:t xml:space="preserve">NA</w:t>
+            </w:r>
+          </w:p>
+        </w:tc>
+        <w:tc>
+          <w:tcPr/>
+          <w:p>
+            <w:pPr>
+              <w:pStyle w:val="Compact"/>
+            </w:pPr>
+            <w:r>
+              <w:t xml:space="preserve">69 (42.1%)</w:t>
+            </w:r>
+          </w:p>
+        </w:tc>
+      </w:tr>
+      <w:tr>
+        <w:tc>
+          <w:tcPr/>
+          <w:p>
+            <w:pPr>
+              <w:pStyle w:val="Compact"/>
+            </w:pPr>
+            <w:r>
               <w:t xml:space="preserve">Level of education: No formal studies</w:t>
             </w:r>
           </w:p>
@@ -989,98 +1357,6 @@
             </w:pPr>
             <w:r>
               <w:t xml:space="preserve">51 (31.1%)</w:t>
-            </w:r>
-          </w:p>
-        </w:tc>
-      </w:tr>
-      <w:tr>
-        <w:tc>
-          <w:tcPr/>
-          <w:p>
-            <w:pPr>
-              <w:pStyle w:val="Compact"/>
-            </w:pPr>
-            <w:r>
-              <w:t xml:space="preserve">Held leadership role: No</w:t>
-            </w:r>
-          </w:p>
-        </w:tc>
-        <w:tc>
-          <w:tcPr/>
-          <w:p>
-            <w:pPr>
-              <w:pStyle w:val="Compact"/>
-            </w:pPr>
-            <w:r>
-              <w:t xml:space="preserve">NA</w:t>
-            </w:r>
-          </w:p>
-        </w:tc>
-        <w:tc>
-          <w:tcPr/>
-          <w:p>
-            <w:pPr>
-              <w:pStyle w:val="Compact"/>
-            </w:pPr>
-            <w:r>
-              <w:t xml:space="preserve">NA</w:t>
-            </w:r>
-          </w:p>
-        </w:tc>
-        <w:tc>
-          <w:tcPr/>
-          <w:p>
-            <w:pPr>
-              <w:pStyle w:val="Compact"/>
-            </w:pPr>
-            <w:r>
-              <w:t xml:space="preserve">95 (57.9%)</w:t>
-            </w:r>
-          </w:p>
-        </w:tc>
-      </w:tr>
-      <w:tr>
-        <w:tc>
-          <w:tcPr/>
-          <w:p>
-            <w:pPr>
-              <w:pStyle w:val="Compact"/>
-            </w:pPr>
-            <w:r>
-              <w:t xml:space="preserve">Held leadership role: Yes</w:t>
-            </w:r>
-          </w:p>
-        </w:tc>
-        <w:tc>
-          <w:tcPr/>
-          <w:p>
-            <w:pPr>
-              <w:pStyle w:val="Compact"/>
-            </w:pPr>
-            <w:r>
-              <w:t xml:space="preserve">NA</w:t>
-            </w:r>
-          </w:p>
-        </w:tc>
-        <w:tc>
-          <w:tcPr/>
-          <w:p>
-            <w:pPr>
-              <w:pStyle w:val="Compact"/>
-            </w:pPr>
-            <w:r>
-              <w:t xml:space="preserve">NA</w:t>
-            </w:r>
-          </w:p>
-        </w:tc>
-        <w:tc>
-          <w:tcPr/>
-          <w:p>
-            <w:pPr>
-              <w:pStyle w:val="Compact"/>
-            </w:pPr>
-            <w:r>
-              <w:t xml:space="preserve">69 (42.1%)</w:t>
             </w:r>
           </w:p>
         </w:tc>
